--- a/3rd year/opersys/1ПР_Власов_ОперСис.docx
+++ b/3rd year/opersys/1ПР_Власов_ОперСис.docx
@@ -290,20 +290,20 @@
         <w:t xml:space="preserve">/ </w:t>
       </w:r>
       <w:r>
-        <w:t>В</w:t>
+        <w:t>П</w:t>
       </w:r>
       <w:r>
         <w:t>.</w:t>
       </w:r>
       <w:r>
-        <w:t>В</w:t>
+        <w:t>А</w:t>
       </w:r>
       <w:r>
         <w:t xml:space="preserve">. </w:t>
       </w:r>
       <w:proofErr w:type="spellStart"/>
       <w:r>
-        <w:t>Варкентин</w:t>
+        <w:t>Манатин</w:t>
       </w:r>
       <w:proofErr w:type="spellEnd"/>
       <w:r>
@@ -376,27 +376,30 @@
     </w:p>
     <w:p/>
     <w:p/>
-    <w:p>
-      <w:pPr>
-        <w:rPr>
-          <w:lang w:val="en-US"/>
-        </w:rPr>
-      </w:pPr>
-    </w:p>
+    <w:p/>
     <w:p>
       <w:pPr>
         <w:jc w:val="center"/>
         <w:rPr>
           <w:rFonts w:cs="Times New Roman"/>
           <w:szCs w:val="28"/>
-        </w:rPr>
-      </w:pPr>
-      <w:r>
-        <w:rPr>
-          <w:rFonts w:cs="Times New Roman"/>
-          <w:szCs w:val="28"/>
-        </w:rPr>
-        <w:t>Челябинск – 2024</w:t>
+          <w:lang w:val="en-US"/>
+        </w:rPr>
+      </w:pPr>
+      <w:r>
+        <w:rPr>
+          <w:rFonts w:cs="Times New Roman"/>
+          <w:szCs w:val="28"/>
+        </w:rPr>
+        <w:t>Челябинск – 202</w:t>
+      </w:r>
+      <w:r>
+        <w:rPr>
+          <w:rFonts w:cs="Times New Roman"/>
+          <w:szCs w:val="28"/>
+          <w:lang w:val="en-US"/>
+        </w:rPr>
+        <w:t>5</w:t>
       </w:r>
     </w:p>
     <w:sdt>
@@ -775,7 +778,7 @@
                 <w:webHidden/>
                 <w:szCs w:val="28"/>
               </w:rPr>
-              <w:t>4</w:t>
+              <w:t>3</w:t>
             </w:r>
             <w:r>
               <w:rPr>
@@ -881,7 +884,7 @@
                 <w:webHidden/>
                 <w:szCs w:val="28"/>
               </w:rPr>
-              <w:t>4</w:t>
+              <w:t>3</w:t>
             </w:r>
             <w:r>
               <w:rPr>
@@ -987,7 +990,7 @@
                 <w:webHidden/>
                 <w:szCs w:val="28"/>
               </w:rPr>
-              <w:t>5</w:t>
+              <w:t>4</w:t>
             </w:r>
             <w:r>
               <w:rPr>
@@ -1093,7 +1096,7 @@
                 <w:webHidden/>
                 <w:szCs w:val="28"/>
               </w:rPr>
-              <w:t>7</w:t>
+              <w:t>6</w:t>
             </w:r>
             <w:r>
               <w:rPr>
@@ -1199,7 +1202,7 @@
                 <w:webHidden/>
                 <w:szCs w:val="28"/>
               </w:rPr>
-              <w:t>7</w:t>
+              <w:t>9</w:t>
             </w:r>
             <w:r>
               <w:rPr>
@@ -1377,7 +1380,6 @@
         <w:rPr>
           <w:rFonts w:cs="Times New Roman"/>
           <w:szCs w:val="28"/>
-          <w:lang w:val="en-US"/>
         </w:rPr>
       </w:pPr>
       <w:r>
@@ -1992,28 +1994,7 @@
           <w:rFonts w:cs="Times New Roman"/>
           <w:szCs w:val="28"/>
         </w:rPr>
-        <w:t xml:space="preserve"> </w:t>
-      </w:r>
-      <w:r>
-        <w:rPr>
-          <w:rFonts w:cs="Times New Roman"/>
-          <w:szCs w:val="28"/>
-        </w:rPr>
-        <w:t xml:space="preserve">Это показано на рисунке </w:t>
-      </w:r>
-      <w:r>
-        <w:rPr>
-          <w:rFonts w:cs="Times New Roman"/>
-          <w:szCs w:val="28"/>
-        </w:rPr>
-        <w:t>2</w:t>
-      </w:r>
-      <w:r>
-        <w:rPr>
-          <w:rFonts w:cs="Times New Roman"/>
-          <w:szCs w:val="28"/>
-        </w:rPr>
-        <w:t>.</w:t>
+        <w:t xml:space="preserve"> Это показано на рисунке 2.</w:t>
       </w:r>
     </w:p>
     <w:p>
@@ -2086,7 +2067,6 @@
           <w:rFonts w:cs="Times New Roman"/>
           <w:color w:val="auto"/>
           <w:szCs w:val="28"/>
-          <w:lang w:val="en-US"/>
         </w:rPr>
       </w:pPr>
       <w:r>
@@ -2156,13 +2136,7 @@
         <w:t>man</w:t>
       </w:r>
     </w:p>
-    <w:p>
-      <w:pPr>
-        <w:rPr>
-          <w:lang w:val="en-US"/>
-        </w:rPr>
-      </w:pPr>
-    </w:p>
+    <w:p/>
     <w:p>
       <w:pPr>
         <w:ind w:firstLine="708"/>
@@ -2200,28 +2174,7 @@
           <w:rFonts w:cs="Times New Roman"/>
           <w:szCs w:val="28"/>
         </w:rPr>
-        <w:t xml:space="preserve"> </w:t>
-      </w:r>
-      <w:r>
-        <w:rPr>
-          <w:rFonts w:cs="Times New Roman"/>
-          <w:szCs w:val="28"/>
-        </w:rPr>
-        <w:t xml:space="preserve">Это показано на рисунке </w:t>
-      </w:r>
-      <w:r>
-        <w:rPr>
-          <w:rFonts w:cs="Times New Roman"/>
-          <w:szCs w:val="28"/>
-        </w:rPr>
-        <w:t>3</w:t>
-      </w:r>
-      <w:r>
-        <w:rPr>
-          <w:rFonts w:cs="Times New Roman"/>
-          <w:szCs w:val="28"/>
-        </w:rPr>
-        <w:t>.</w:t>
+        <w:t xml:space="preserve"> Это показано на рисунке 3.</w:t>
       </w:r>
     </w:p>
     <w:p>
@@ -2290,35 +2243,19 @@
       <w:pPr>
         <w:pStyle w:val="a9"/>
         <w:jc w:val="center"/>
-        <w:rPr>
-          <w:lang w:val="en-US"/>
-        </w:rPr>
       </w:pPr>
       <w:r>
         <w:t xml:space="preserve">Рисунок </w:t>
       </w:r>
-      <w:r>
-        <w:fldChar w:fldCharType="begin"/>
-      </w:r>
-      <w:r>
-        <w:instrText xml:space="preserve"> SEQ Рисунок \* ARABIC </w:instrText>
-      </w:r>
-      <w:r>
-        <w:fldChar w:fldCharType="separate"/>
-      </w:r>
-      <w:r>
-        <w:rPr>
-          <w:noProof/>
-        </w:rPr>
-        <w:t>3</w:t>
-      </w:r>
-      <w:r>
-        <w:fldChar w:fldCharType="end"/>
-      </w:r>
-      <w:r>
-        <w:rPr>
-          <w:lang w:val="en-US"/>
-        </w:rPr>
+      <w:fldSimple w:instr=" SEQ Рисунок \* ARABIC ">
+        <w:r>
+          <w:rPr>
+            <w:noProof/>
+          </w:rPr>
+          <w:t>3</w:t>
+        </w:r>
+      </w:fldSimple>
+      <w:r>
         <w:t xml:space="preserve"> – </w:t>
       </w:r>
       <w:r>
@@ -2333,20 +2270,8 @@
       </w:r>
       <w:proofErr w:type="spellEnd"/>
     </w:p>
-    <w:p>
-      <w:pPr>
-        <w:rPr>
-          <w:lang w:val="en-US"/>
-        </w:rPr>
-      </w:pPr>
-    </w:p>
-    <w:p>
-      <w:pPr>
-        <w:rPr>
-          <w:lang w:val="en-US"/>
-        </w:rPr>
-      </w:pPr>
-    </w:p>
+    <w:p/>
+    <w:p/>
     <w:p>
       <w:pPr>
         <w:ind w:firstLine="708"/>
@@ -2367,13 +2292,7 @@
         <w:t>help</w:t>
       </w:r>
       <w:r>
-        <w:t xml:space="preserve"> </w:t>
-      </w:r>
-      <w:r>
-        <w:t>выводит список доступных опций</w:t>
-      </w:r>
-      <w:r>
-        <w:t xml:space="preserve"> </w:t>
+        <w:t xml:space="preserve"> выводит список доступных опций </w:t>
       </w:r>
       <w:r>
         <w:t xml:space="preserve">команды. </w:t>
@@ -2383,21 +2302,7 @@
           <w:rFonts w:cs="Times New Roman"/>
           <w:szCs w:val="28"/>
         </w:rPr>
-        <w:t xml:space="preserve">Это показано на рисунке </w:t>
-      </w:r>
-      <w:r>
-        <w:rPr>
-          <w:rFonts w:cs="Times New Roman"/>
-          <w:szCs w:val="28"/>
-        </w:rPr>
-        <w:t>4</w:t>
-      </w:r>
-      <w:r>
-        <w:rPr>
-          <w:rFonts w:cs="Times New Roman"/>
-          <w:szCs w:val="28"/>
-        </w:rPr>
-        <w:t>.</w:t>
+        <w:t>Это показано на рисунке 4.</w:t>
       </w:r>
     </w:p>
     <w:p>
@@ -2470,24 +2375,14 @@
       <w:r>
         <w:t xml:space="preserve">Рисунок </w:t>
       </w:r>
-      <w:r>
-        <w:fldChar w:fldCharType="begin"/>
-      </w:r>
-      <w:r>
-        <w:instrText xml:space="preserve"> SEQ Рисунок \* ARABIC </w:instrText>
-      </w:r>
-      <w:r>
-        <w:fldChar w:fldCharType="separate"/>
-      </w:r>
-      <w:r>
-        <w:rPr>
-          <w:noProof/>
-        </w:rPr>
-        <w:t>4</w:t>
-      </w:r>
-      <w:r>
-        <w:fldChar w:fldCharType="end"/>
-      </w:r>
+      <w:fldSimple w:instr=" SEQ Рисунок \* ARABIC ">
+        <w:r>
+          <w:rPr>
+            <w:noProof/>
+          </w:rPr>
+          <w:t>4</w:t>
+        </w:r>
+      </w:fldSimple>
       <w:r>
         <w:t xml:space="preserve"> – </w:t>
       </w:r>
@@ -2532,10 +2427,7 @@
         <w:t>Она в</w:t>
       </w:r>
       <w:r>
-        <w:t>ыведет список команд, связанных с копированием.</w:t>
-      </w:r>
-      <w:r>
-        <w:t xml:space="preserve"> </w:t>
+        <w:t xml:space="preserve">ыведет список команд, связанных с копированием. </w:t>
       </w:r>
       <w:r>
         <w:rPr>
@@ -2630,24 +2522,14 @@
       <w:r>
         <w:t xml:space="preserve">Рисунок </w:t>
       </w:r>
-      <w:r>
-        <w:fldChar w:fldCharType="begin"/>
-      </w:r>
-      <w:r>
-        <w:instrText xml:space="preserve"> SEQ Рисунок \* ARABIC </w:instrText>
-      </w:r>
-      <w:r>
-        <w:fldChar w:fldCharType="separate"/>
-      </w:r>
-      <w:r>
-        <w:rPr>
-          <w:noProof/>
-        </w:rPr>
-        <w:t>5</w:t>
-      </w:r>
-      <w:r>
-        <w:fldChar w:fldCharType="end"/>
-      </w:r>
+      <w:fldSimple w:instr=" SEQ Рисунок \* ARABIC ">
+        <w:r>
+          <w:rPr>
+            <w:noProof/>
+          </w:rPr>
+          <w:t>5</w:t>
+        </w:r>
+      </w:fldSimple>
       <w:r>
         <w:rPr>
           <w:lang w:val="en-US"/>
@@ -2735,28 +2617,7 @@
           <w:rFonts w:cs="Times New Roman"/>
           <w:szCs w:val="28"/>
         </w:rPr>
-        <w:t xml:space="preserve"> </w:t>
-      </w:r>
-      <w:r>
-        <w:rPr>
-          <w:rFonts w:cs="Times New Roman"/>
-          <w:szCs w:val="28"/>
-        </w:rPr>
-        <w:t xml:space="preserve">Это показано на рисунке </w:t>
-      </w:r>
-      <w:r>
-        <w:rPr>
-          <w:rFonts w:cs="Times New Roman"/>
-          <w:szCs w:val="28"/>
-        </w:rPr>
-        <w:t>6</w:t>
-      </w:r>
-      <w:r>
-        <w:rPr>
-          <w:rFonts w:cs="Times New Roman"/>
-          <w:szCs w:val="28"/>
-        </w:rPr>
-        <w:t>.</w:t>
+        <w:t xml:space="preserve"> Это показано на рисунке 6.</w:t>
       </w:r>
     </w:p>
     <w:p>
@@ -2825,35 +2686,19 @@
       <w:pPr>
         <w:pStyle w:val="a9"/>
         <w:jc w:val="center"/>
-        <w:rPr>
-          <w:lang w:val="en-US"/>
-        </w:rPr>
       </w:pPr>
       <w:r>
         <w:t xml:space="preserve">Рисунок </w:t>
       </w:r>
-      <w:r>
-        <w:fldChar w:fldCharType="begin"/>
-      </w:r>
-      <w:r>
-        <w:instrText xml:space="preserve"> SEQ Рисунок \* ARABIC </w:instrText>
-      </w:r>
-      <w:r>
-        <w:fldChar w:fldCharType="separate"/>
-      </w:r>
-      <w:r>
-        <w:rPr>
-          <w:noProof/>
-        </w:rPr>
-        <w:t>6</w:t>
-      </w:r>
-      <w:r>
-        <w:fldChar w:fldCharType="end"/>
-      </w:r>
-      <w:r>
-        <w:rPr>
-          <w:lang w:val="en-US"/>
-        </w:rPr>
+      <w:fldSimple w:instr=" SEQ Рисунок \* ARABIC ">
+        <w:r>
+          <w:rPr>
+            <w:noProof/>
+          </w:rPr>
+          <w:t>6</w:t>
+        </w:r>
+      </w:fldSimple>
+      <w:r>
         <w:t xml:space="preserve"> – </w:t>
       </w:r>
       <w:r>
@@ -2866,13 +2711,7 @@
         <w:t>w</w:t>
       </w:r>
     </w:p>
-    <w:p>
-      <w:pPr>
-        <w:rPr>
-          <w:lang w:val="en-US"/>
-        </w:rPr>
-      </w:pPr>
-    </w:p>
+    <w:p/>
     <w:p>
       <w:pPr>
         <w:ind w:firstLine="708"/>
@@ -2907,21 +2746,7 @@
           <w:rFonts w:cs="Times New Roman"/>
           <w:szCs w:val="28"/>
         </w:rPr>
-        <w:t xml:space="preserve">Это показано на рисунке </w:t>
-      </w:r>
-      <w:r>
-        <w:rPr>
-          <w:rFonts w:cs="Times New Roman"/>
-          <w:szCs w:val="28"/>
-        </w:rPr>
-        <w:t>7</w:t>
-      </w:r>
-      <w:r>
-        <w:rPr>
-          <w:rFonts w:cs="Times New Roman"/>
-          <w:szCs w:val="28"/>
-        </w:rPr>
-        <w:t>.</w:t>
+        <w:t>Это показано на рисунке 7.</w:t>
       </w:r>
     </w:p>
     <w:p>
@@ -2990,35 +2815,19 @@
       <w:pPr>
         <w:pStyle w:val="a9"/>
         <w:jc w:val="center"/>
-        <w:rPr>
-          <w:lang w:val="en-US"/>
-        </w:rPr>
       </w:pPr>
       <w:r>
         <w:t xml:space="preserve">Рисунок </w:t>
       </w:r>
-      <w:r>
-        <w:fldChar w:fldCharType="begin"/>
-      </w:r>
-      <w:r>
-        <w:instrText xml:space="preserve"> SEQ Рисунок \* ARABIC </w:instrText>
-      </w:r>
-      <w:r>
-        <w:fldChar w:fldCharType="separate"/>
-      </w:r>
-      <w:r>
-        <w:rPr>
-          <w:noProof/>
-        </w:rPr>
-        <w:t>7</w:t>
-      </w:r>
-      <w:r>
-        <w:fldChar w:fldCharType="end"/>
-      </w:r>
-      <w:r>
-        <w:rPr>
-          <w:lang w:val="en-US"/>
-        </w:rPr>
+      <w:fldSimple w:instr=" SEQ Рисунок \* ARABIC ">
+        <w:r>
+          <w:rPr>
+            <w:noProof/>
+          </w:rPr>
+          <w:t>7</w:t>
+        </w:r>
+      </w:fldSimple>
+      <w:r>
         <w:t xml:space="preserve"> – </w:t>
       </w:r>
       <w:r>
@@ -3068,21 +2877,7 @@
           <w:rFonts w:cs="Times New Roman"/>
           <w:szCs w:val="28"/>
         </w:rPr>
-        <w:t xml:space="preserve">Это показано на рисунке </w:t>
-      </w:r>
-      <w:r>
-        <w:rPr>
-          <w:rFonts w:cs="Times New Roman"/>
-          <w:szCs w:val="28"/>
-        </w:rPr>
-        <w:t>8</w:t>
-      </w:r>
-      <w:r>
-        <w:rPr>
-          <w:rFonts w:cs="Times New Roman"/>
-          <w:szCs w:val="28"/>
-        </w:rPr>
-        <w:t>.</w:t>
+        <w:t>Это показано на рисунке 8.</w:t>
       </w:r>
     </w:p>
     <w:p>
@@ -3151,35 +2946,19 @@
       <w:pPr>
         <w:pStyle w:val="a9"/>
         <w:jc w:val="center"/>
-        <w:rPr>
-          <w:lang w:val="en-US"/>
-        </w:rPr>
       </w:pPr>
       <w:r>
         <w:t xml:space="preserve">Рисунок </w:t>
       </w:r>
-      <w:r>
-        <w:fldChar w:fldCharType="begin"/>
-      </w:r>
-      <w:r>
-        <w:instrText xml:space="preserve"> SEQ Рисунок \* ARABIC </w:instrText>
-      </w:r>
-      <w:r>
-        <w:fldChar w:fldCharType="separate"/>
-      </w:r>
-      <w:r>
-        <w:rPr>
-          <w:noProof/>
-        </w:rPr>
-        <w:t>8</w:t>
-      </w:r>
-      <w:r>
-        <w:fldChar w:fldCharType="end"/>
-      </w:r>
-      <w:r>
-        <w:rPr>
-          <w:lang w:val="en-US"/>
-        </w:rPr>
+      <w:fldSimple w:instr=" SEQ Рисунок \* ARABIC ">
+        <w:r>
+          <w:rPr>
+            <w:noProof/>
+          </w:rPr>
+          <w:t>8</w:t>
+        </w:r>
+      </w:fldSimple>
+      <w:r>
         <w:t xml:space="preserve"> – </w:t>
       </w:r>
       <w:r>
@@ -3194,24 +2973,15 @@
       </w:r>
       <w:proofErr w:type="spellEnd"/>
     </w:p>
-    <w:p>
-      <w:pPr>
-        <w:rPr>
-          <w:lang w:val="en-US"/>
-        </w:rPr>
-      </w:pPr>
-    </w:p>
-    <w:p>
-      <w:pPr>
-        <w:rPr>
-          <w:rFonts w:cs="Times New Roman"/>
-          <w:szCs w:val="28"/>
-        </w:rPr>
-      </w:pPr>
-      <w:r>
-        <w:rPr>
-          <w:lang w:val="en-US"/>
-        </w:rPr>
+    <w:p/>
+    <w:p>
+      <w:pPr>
+        <w:rPr>
+          <w:rFonts w:cs="Times New Roman"/>
+          <w:szCs w:val="28"/>
+        </w:rPr>
+      </w:pPr>
+      <w:r>
         <w:tab/>
       </w:r>
       <w:r>
@@ -3240,21 +3010,7 @@
           <w:rFonts w:cs="Times New Roman"/>
           <w:szCs w:val="28"/>
         </w:rPr>
-        <w:t xml:space="preserve">Это показано на рисунке </w:t>
-      </w:r>
-      <w:r>
-        <w:rPr>
-          <w:rFonts w:cs="Times New Roman"/>
-          <w:szCs w:val="28"/>
-        </w:rPr>
-        <w:t>9</w:t>
-      </w:r>
-      <w:r>
-        <w:rPr>
-          <w:rFonts w:cs="Times New Roman"/>
-          <w:szCs w:val="28"/>
-        </w:rPr>
-        <w:t>.</w:t>
+        <w:t>Это показано на рисунке 9.</w:t>
       </w:r>
     </w:p>
     <w:p>
@@ -3322,31 +3078,18 @@
       <w:pPr>
         <w:pStyle w:val="a9"/>
         <w:jc w:val="center"/>
-        <w:rPr>
-          <w:lang w:val="en-US"/>
-        </w:rPr>
       </w:pPr>
       <w:r>
         <w:t xml:space="preserve">Рисунок </w:t>
       </w:r>
-      <w:r>
-        <w:fldChar w:fldCharType="begin"/>
-      </w:r>
-      <w:r>
-        <w:instrText xml:space="preserve"> SEQ Рисунок \* ARABIC </w:instrText>
-      </w:r>
-      <w:r>
-        <w:fldChar w:fldCharType="separate"/>
-      </w:r>
-      <w:r>
-        <w:rPr>
-          <w:noProof/>
-        </w:rPr>
-        <w:t>9</w:t>
-      </w:r>
-      <w:r>
-        <w:fldChar w:fldCharType="end"/>
-      </w:r>
+      <w:fldSimple w:instr=" SEQ Рисунок \* ARABIC ">
+        <w:r>
+          <w:rPr>
+            <w:noProof/>
+          </w:rPr>
+          <w:t>9</w:t>
+        </w:r>
+      </w:fldSimple>
       <w:r>
         <w:t xml:space="preserve"> – Команда </w:t>
       </w:r>
@@ -3392,21 +3135,7 @@
           <w:rFonts w:cs="Times New Roman"/>
           <w:szCs w:val="28"/>
         </w:rPr>
-        <w:t xml:space="preserve">Это показано на рисунке </w:t>
-      </w:r>
-      <w:r>
-        <w:rPr>
-          <w:rFonts w:cs="Times New Roman"/>
-          <w:szCs w:val="28"/>
-        </w:rPr>
-        <w:t>10</w:t>
-      </w:r>
-      <w:r>
-        <w:rPr>
-          <w:rFonts w:cs="Times New Roman"/>
-          <w:szCs w:val="28"/>
-        </w:rPr>
-        <w:t>.</w:t>
+        <w:t>Это показано на рисунке 10.</w:t>
       </w:r>
     </w:p>
     <w:p>
@@ -3475,35 +3204,19 @@
       <w:pPr>
         <w:pStyle w:val="a9"/>
         <w:jc w:val="center"/>
-        <w:rPr>
-          <w:lang w:val="en-US"/>
-        </w:rPr>
       </w:pPr>
       <w:r>
         <w:t xml:space="preserve">Рисунок </w:t>
       </w:r>
-      <w:r>
-        <w:fldChar w:fldCharType="begin"/>
-      </w:r>
-      <w:r>
-        <w:instrText xml:space="preserve"> SEQ Рисунок \* ARABIC </w:instrText>
-      </w:r>
-      <w:r>
-        <w:fldChar w:fldCharType="separate"/>
-      </w:r>
-      <w:r>
-        <w:rPr>
-          <w:noProof/>
-        </w:rPr>
-        <w:t>10</w:t>
-      </w:r>
-      <w:r>
-        <w:fldChar w:fldCharType="end"/>
-      </w:r>
-      <w:r>
-        <w:rPr>
-          <w:lang w:val="en-US"/>
-        </w:rPr>
+      <w:fldSimple w:instr=" SEQ Рисунок \* ARABIC ">
+        <w:r>
+          <w:rPr>
+            <w:noProof/>
+          </w:rPr>
+          <w:t>10</w:t>
+        </w:r>
+      </w:fldSimple>
+      <w:r>
         <w:t xml:space="preserve"> – </w:t>
       </w:r>
       <w:r>
@@ -3516,24 +3229,15 @@
         <w:t>users</w:t>
       </w:r>
     </w:p>
-    <w:p>
-      <w:pPr>
-        <w:rPr>
-          <w:lang w:val="en-US"/>
-        </w:rPr>
-      </w:pPr>
-    </w:p>
-    <w:p>
-      <w:pPr>
-        <w:rPr>
-          <w:rFonts w:cs="Times New Roman"/>
-          <w:szCs w:val="28"/>
-        </w:rPr>
-      </w:pPr>
-      <w:r>
-        <w:rPr>
-          <w:lang w:val="en-US"/>
-        </w:rPr>
+    <w:p/>
+    <w:p>
+      <w:pPr>
+        <w:rPr>
+          <w:rFonts w:cs="Times New Roman"/>
+          <w:szCs w:val="28"/>
+        </w:rPr>
+      </w:pPr>
+      <w:r>
         <w:tab/>
       </w:r>
       <w:r>
@@ -3555,10 +3259,7 @@
         <w:t>update</w:t>
       </w:r>
       <w:r>
-        <w:t xml:space="preserve"> </w:t>
-      </w:r>
-      <w:r>
-        <w:t>обновля</w:t>
+        <w:t xml:space="preserve"> обновля</w:t>
       </w:r>
       <w:r>
         <w:t>е</w:t>
@@ -3574,21 +3275,7 @@
           <w:rFonts w:cs="Times New Roman"/>
           <w:szCs w:val="28"/>
         </w:rPr>
-        <w:t>Это показано на рисунке 1</w:t>
-      </w:r>
-      <w:r>
-        <w:rPr>
-          <w:rFonts w:cs="Times New Roman"/>
-          <w:szCs w:val="28"/>
-        </w:rPr>
-        <w:t>1</w:t>
-      </w:r>
-      <w:r>
-        <w:rPr>
-          <w:rFonts w:cs="Times New Roman"/>
-          <w:szCs w:val="28"/>
-        </w:rPr>
-        <w:t>.</w:t>
+        <w:t>Это показано на рисунке 11.</w:t>
       </w:r>
     </w:p>
     <w:p>
@@ -3664,24 +3351,14 @@
       <w:r>
         <w:t xml:space="preserve">Рисунок </w:t>
       </w:r>
-      <w:r>
-        <w:fldChar w:fldCharType="begin"/>
-      </w:r>
-      <w:r>
-        <w:instrText xml:space="preserve"> SEQ Рисунок \* ARABIC </w:instrText>
-      </w:r>
-      <w:r>
-        <w:fldChar w:fldCharType="separate"/>
-      </w:r>
-      <w:r>
-        <w:rPr>
-          <w:noProof/>
-        </w:rPr>
-        <w:t>11</w:t>
-      </w:r>
-      <w:r>
-        <w:fldChar w:fldCharType="end"/>
-      </w:r>
+      <w:fldSimple w:instr=" SEQ Рисунок \* ARABIC ">
+        <w:r>
+          <w:rPr>
+            <w:noProof/>
+          </w:rPr>
+          <w:t>11</w:t>
+        </w:r>
+      </w:fldSimple>
       <w:r>
         <w:rPr>
           <w:lang w:val="en-US"/>
@@ -3771,28 +3448,7 @@
           <w:rFonts w:cs="Times New Roman"/>
           <w:szCs w:val="28"/>
         </w:rPr>
-        <w:t xml:space="preserve"> </w:t>
-      </w:r>
-      <w:r>
-        <w:rPr>
-          <w:rFonts w:cs="Times New Roman"/>
-          <w:szCs w:val="28"/>
-        </w:rPr>
-        <w:t>Это показано на рисунке 1</w:t>
-      </w:r>
-      <w:r>
-        <w:rPr>
-          <w:rFonts w:cs="Times New Roman"/>
-          <w:szCs w:val="28"/>
-        </w:rPr>
-        <w:t>2</w:t>
-      </w:r>
-      <w:r>
-        <w:rPr>
-          <w:rFonts w:cs="Times New Roman"/>
-          <w:szCs w:val="28"/>
-        </w:rPr>
-        <w:t>.</w:t>
+        <w:t xml:space="preserve"> Это показано на рисунке 12.</w:t>
       </w:r>
     </w:p>
     <w:p>
@@ -3860,31 +3516,18 @@
       <w:pPr>
         <w:pStyle w:val="a9"/>
         <w:jc w:val="center"/>
-        <w:rPr>
-          <w:lang w:val="en-US"/>
-        </w:rPr>
       </w:pPr>
       <w:r>
         <w:t xml:space="preserve">Рисунок </w:t>
       </w:r>
-      <w:r>
-        <w:fldChar w:fldCharType="begin"/>
-      </w:r>
-      <w:r>
-        <w:instrText xml:space="preserve"> SEQ Рисунок \* ARABIC </w:instrText>
-      </w:r>
-      <w:r>
-        <w:fldChar w:fldCharType="separate"/>
-      </w:r>
-      <w:r>
-        <w:rPr>
-          <w:noProof/>
-        </w:rPr>
-        <w:t>12</w:t>
-      </w:r>
-      <w:r>
-        <w:fldChar w:fldCharType="end"/>
-      </w:r>
+      <w:fldSimple w:instr=" SEQ Рисунок \* ARABIC ">
+        <w:r>
+          <w:rPr>
+            <w:noProof/>
+          </w:rPr>
+          <w:t>12</w:t>
+        </w:r>
+      </w:fldSimple>
       <w:r>
         <w:t xml:space="preserve"> – Команда </w:t>
       </w:r>
@@ -3899,9 +3542,6 @@
     </w:p>
     <w:p>
       <w:r>
-        <w:rPr>
-          <w:lang w:val="en-US"/>
-        </w:rPr>
         <w:tab/>
       </w:r>
       <w:r>
@@ -3996,24 +3636,14 @@
       <w:r>
         <w:t xml:space="preserve">Рисунок </w:t>
       </w:r>
-      <w:r>
-        <w:fldChar w:fldCharType="begin"/>
-      </w:r>
-      <w:r>
-        <w:instrText xml:space="preserve"> SEQ Рисунок \* ARABIC </w:instrText>
-      </w:r>
-      <w:r>
-        <w:fldChar w:fldCharType="separate"/>
-      </w:r>
-      <w:r>
-        <w:rPr>
-          <w:noProof/>
-        </w:rPr>
-        <w:t>13</w:t>
-      </w:r>
-      <w:r>
-        <w:fldChar w:fldCharType="end"/>
-      </w:r>
+      <w:fldSimple w:instr=" SEQ Рисунок \* ARABIC ">
+        <w:r>
+          <w:rPr>
+            <w:noProof/>
+          </w:rPr>
+          <w:t>13</w:t>
+        </w:r>
+      </w:fldSimple>
       <w:r>
         <w:t xml:space="preserve"> – Команда </w:t>
       </w:r>
@@ -4656,6 +4286,7 @@
   <w:style w:type="character" w:default="1" w:styleId="a0">
     <w:name w:val="Default Paragraph Font"/>
     <w:uiPriority w:val="1"/>
+    <w:semiHidden/>
     <w:unhideWhenUsed/>
   </w:style>
   <w:style w:type="table" w:default="1" w:styleId="a1">
